--- a/document-merge-service/kt_bern/templatefiles/fr-demande-de-complement-d-information.docx
+++ b/document-merge-service/kt_bern/templatefiles/fr-demande-de-complement-d-information.docx
@@ -1,6 +1,6 @@
 
 <file path=word/document.xml><?xml version="1.0" encoding="utf-8"?>
-<w:document xmlns:wpc="http://schemas.microsoft.com/office/word/2010/wordprocessingCanvas" xmlns:cx="http://schemas.microsoft.com/office/drawing/2014/chartex" xmlns:cx1="http://schemas.microsoft.com/office/drawing/2015/9/8/chartex" xmlns:mc="http://schemas.openxmlformats.org/markup-compatibility/2006" xmlns:o="urn:schemas-microsoft-com:office:office" xmlns:r="http://schemas.openxmlformats.org/officeDocument/2006/relationships" xmlns:m="http://schemas.openxmlformats.org/officeDocument/2006/math" xmlns:v="urn:schemas-microsoft-com:vml" xmlns:wp14="http://schemas.microsoft.com/office/word/2010/wordprocessingDrawing" xmlns:wp="http://schemas.openxmlformats.org/drawingml/2006/wordprocessingDrawing" xmlns:w10="urn:schemas-microsoft-com:office:word" xmlns:w="http://schemas.openxmlformats.org/wordprocessingml/2006/main" xmlns:w14="http://schemas.microsoft.com/office/word/2010/wordml" xmlns:w15="http://schemas.microsoft.com/office/word/2012/wordml" xmlns:w16se="http://schemas.microsoft.com/office/word/2015/wordml/symex" xmlns:wpg="http://schemas.microsoft.com/office/word/2010/wordprocessingGroup" xmlns:wpi="http://schemas.microsoft.com/office/word/2010/wordprocessingInk" xmlns:wne="http://schemas.microsoft.com/office/word/2006/wordml" xmlns:wps="http://schemas.microsoft.com/office/word/2010/wordprocessingShape" mc:Ignorable="w14 w15 w16se wp14">
+<w:document xmlns:wpc="http://schemas.microsoft.com/office/word/2010/wordprocessingCanvas" xmlns:cx="http://schemas.microsoft.com/office/drawing/2014/chartex" xmlns:cx1="http://schemas.microsoft.com/office/drawing/2015/9/8/chartex" xmlns:cx2="http://schemas.microsoft.com/office/drawing/2015/10/21/chartex" xmlns:cx3="http://schemas.microsoft.com/office/drawing/2016/5/9/chartex" xmlns:cx4="http://schemas.microsoft.com/office/drawing/2016/5/10/chartex" xmlns:cx5="http://schemas.microsoft.com/office/drawing/2016/5/11/chartex" xmlns:cx6="http://schemas.microsoft.com/office/drawing/2016/5/12/chartex" xmlns:cx7="http://schemas.microsoft.com/office/drawing/2016/5/13/chartex" xmlns:cx8="http://schemas.microsoft.com/office/drawing/2016/5/14/chartex" xmlns:mc="http://schemas.openxmlformats.org/markup-compatibility/2006" xmlns:aink="http://schemas.microsoft.com/office/drawing/2016/ink" xmlns:am3d="http://schemas.microsoft.com/office/drawing/2017/model3d" xmlns:o="urn:schemas-microsoft-com:office:office" xmlns:oel="http://schemas.microsoft.com/office/2019/extlst" xmlns:r="http://schemas.openxmlformats.org/officeDocument/2006/relationships" xmlns:m="http://schemas.openxmlformats.org/officeDocument/2006/math" xmlns:v="urn:schemas-microsoft-com:vml" xmlns:wp14="http://schemas.microsoft.com/office/word/2010/wordprocessingDrawing" xmlns:wp="http://schemas.openxmlformats.org/drawingml/2006/wordprocessingDrawing" xmlns:w10="urn:schemas-microsoft-com:office:word" xmlns:w="http://schemas.openxmlformats.org/wordprocessingml/2006/main" xmlns:w14="http://schemas.microsoft.com/office/word/2010/wordml" xmlns:w15="http://schemas.microsoft.com/office/word/2012/wordml" xmlns:w16cex="http://schemas.microsoft.com/office/word/2018/wordml/cex" xmlns:w16cid="http://schemas.microsoft.com/office/word/2016/wordml/cid" xmlns:w16="http://schemas.microsoft.com/office/word/2018/wordml" xmlns:w16sdtdh="http://schemas.microsoft.com/office/word/2020/wordml/sdtdatahash" xmlns:w16se="http://schemas.microsoft.com/office/word/2015/wordml/symex" xmlns:wpg="http://schemas.microsoft.com/office/word/2010/wordprocessingGroup" xmlns:wpi="http://schemas.microsoft.com/office/word/2010/wordprocessingInk" xmlns:wne="http://schemas.microsoft.com/office/word/2006/wordml" xmlns:wps="http://schemas.microsoft.com/office/word/2010/wordprocessingShape" mc:Ignorable="w14 w15 w16se w16cid w16 w16cex w16sdtdh wp14">
   <w:body>
     <w:p>
       <w:pPr>
@@ -156,7 +156,13 @@
               <w:spacing w:before="120" w:line="280" w:lineRule="exact"/>
             </w:pPr>
             <w:r>
-              <w:t>{{ADRESSE}}</w:t>
+              <w:t>{{</w:t>
+            </w:r>
+            <w:r>
+              <w:t>A</w:t>
+            </w:r>
+            <w:r>
+              <w:t>DRESSE}}</w:t>
             </w:r>
           </w:p>
         </w:tc>
@@ -949,8 +955,6 @@
           <w:lang w:val="fr-CH"/>
         </w:rPr>
       </w:pPr>
-      <w:bookmarkStart w:id="1" w:name="_GoBack"/>
-      <w:bookmarkEnd w:id="1"/>
       <w:r>
         <w:rPr>
           <w:lang w:val="fr-CH"/>
@@ -1038,7 +1042,7 @@
 </file>
 
 <file path=word/endnotes.xml><?xml version="1.0" encoding="utf-8"?>
-<w:endnotes xmlns:wpc="http://schemas.microsoft.com/office/word/2010/wordprocessingCanvas" xmlns:cx="http://schemas.microsoft.com/office/drawing/2014/chartex" xmlns:cx1="http://schemas.microsoft.com/office/drawing/2015/9/8/chartex" xmlns:mc="http://schemas.openxmlformats.org/markup-compatibility/2006" xmlns:o="urn:schemas-microsoft-com:office:office" xmlns:r="http://schemas.openxmlformats.org/officeDocument/2006/relationships" xmlns:m="http://schemas.openxmlformats.org/officeDocument/2006/math" xmlns:v="urn:schemas-microsoft-com:vml" xmlns:wp14="http://schemas.microsoft.com/office/word/2010/wordprocessingDrawing" xmlns:wp="http://schemas.openxmlformats.org/drawingml/2006/wordprocessingDrawing" xmlns:w10="urn:schemas-microsoft-com:office:word" xmlns:w="http://schemas.openxmlformats.org/wordprocessingml/2006/main" xmlns:w14="http://schemas.microsoft.com/office/word/2010/wordml" xmlns:w15="http://schemas.microsoft.com/office/word/2012/wordml" xmlns:w16se="http://schemas.microsoft.com/office/word/2015/wordml/symex" xmlns:wpg="http://schemas.microsoft.com/office/word/2010/wordprocessingGroup" xmlns:wpi="http://schemas.microsoft.com/office/word/2010/wordprocessingInk" xmlns:wne="http://schemas.microsoft.com/office/word/2006/wordml" xmlns:wps="http://schemas.microsoft.com/office/word/2010/wordprocessingShape" mc:Ignorable="w14 w15 w16se wp14">
+<w:endnotes xmlns:wpc="http://schemas.microsoft.com/office/word/2010/wordprocessingCanvas" xmlns:cx="http://schemas.microsoft.com/office/drawing/2014/chartex" xmlns:cx1="http://schemas.microsoft.com/office/drawing/2015/9/8/chartex" xmlns:cx2="http://schemas.microsoft.com/office/drawing/2015/10/21/chartex" xmlns:cx3="http://schemas.microsoft.com/office/drawing/2016/5/9/chartex" xmlns:cx4="http://schemas.microsoft.com/office/drawing/2016/5/10/chartex" xmlns:cx5="http://schemas.microsoft.com/office/drawing/2016/5/11/chartex" xmlns:cx6="http://schemas.microsoft.com/office/drawing/2016/5/12/chartex" xmlns:cx7="http://schemas.microsoft.com/office/drawing/2016/5/13/chartex" xmlns:cx8="http://schemas.microsoft.com/office/drawing/2016/5/14/chartex" xmlns:mc="http://schemas.openxmlformats.org/markup-compatibility/2006" xmlns:aink="http://schemas.microsoft.com/office/drawing/2016/ink" xmlns:am3d="http://schemas.microsoft.com/office/drawing/2017/model3d" xmlns:o="urn:schemas-microsoft-com:office:office" xmlns:oel="http://schemas.microsoft.com/office/2019/extlst" xmlns:r="http://schemas.openxmlformats.org/officeDocument/2006/relationships" xmlns:m="http://schemas.openxmlformats.org/officeDocument/2006/math" xmlns:v="urn:schemas-microsoft-com:vml" xmlns:wp14="http://schemas.microsoft.com/office/word/2010/wordprocessingDrawing" xmlns:wp="http://schemas.openxmlformats.org/drawingml/2006/wordprocessingDrawing" xmlns:w10="urn:schemas-microsoft-com:office:word" xmlns:w="http://schemas.openxmlformats.org/wordprocessingml/2006/main" xmlns:w14="http://schemas.microsoft.com/office/word/2010/wordml" xmlns:w15="http://schemas.microsoft.com/office/word/2012/wordml" xmlns:w16cex="http://schemas.microsoft.com/office/word/2018/wordml/cex" xmlns:w16cid="http://schemas.microsoft.com/office/word/2016/wordml/cid" xmlns:w16="http://schemas.microsoft.com/office/word/2018/wordml" xmlns:w16sdtdh="http://schemas.microsoft.com/office/word/2020/wordml/sdtdatahash" xmlns:w16se="http://schemas.microsoft.com/office/word/2015/wordml/symex" xmlns:wpg="http://schemas.microsoft.com/office/word/2010/wordprocessingGroup" xmlns:wpi="http://schemas.microsoft.com/office/word/2010/wordprocessingInk" xmlns:wne="http://schemas.microsoft.com/office/word/2006/wordml" xmlns:wps="http://schemas.microsoft.com/office/word/2010/wordprocessingShape" mc:Ignorable="w14 w15 w16se w16cid w16 w16cex w16sdtdh wp14">
   <w:endnote w:type="separator" w:id="-1">
     <w:p>
       <w:r>
@@ -1057,7 +1061,7 @@
 </file>
 
 <file path=word/footer1.xml><?xml version="1.0" encoding="utf-8"?>
-<w:ftr xmlns:wpc="http://schemas.microsoft.com/office/word/2010/wordprocessingCanvas" xmlns:cx="http://schemas.microsoft.com/office/drawing/2014/chartex" xmlns:cx1="http://schemas.microsoft.com/office/drawing/2015/9/8/chartex" xmlns:mc="http://schemas.openxmlformats.org/markup-compatibility/2006" xmlns:o="urn:schemas-microsoft-com:office:office" xmlns:r="http://schemas.openxmlformats.org/officeDocument/2006/relationships" xmlns:m="http://schemas.openxmlformats.org/officeDocument/2006/math" xmlns:v="urn:schemas-microsoft-com:vml" xmlns:wp14="http://schemas.microsoft.com/office/word/2010/wordprocessingDrawing" xmlns:wp="http://schemas.openxmlformats.org/drawingml/2006/wordprocessingDrawing" xmlns:w10="urn:schemas-microsoft-com:office:word" xmlns:w="http://schemas.openxmlformats.org/wordprocessingml/2006/main" xmlns:w14="http://schemas.microsoft.com/office/word/2010/wordml" xmlns:w15="http://schemas.microsoft.com/office/word/2012/wordml" xmlns:w16se="http://schemas.microsoft.com/office/word/2015/wordml/symex" xmlns:wpg="http://schemas.microsoft.com/office/word/2010/wordprocessingGroup" xmlns:wpi="http://schemas.microsoft.com/office/word/2010/wordprocessingInk" xmlns:wne="http://schemas.microsoft.com/office/word/2006/wordml" xmlns:wps="http://schemas.microsoft.com/office/word/2010/wordprocessingShape" mc:Ignorable="w14 w15 w16se wp14">
+<w:ftr xmlns:wpc="http://schemas.microsoft.com/office/word/2010/wordprocessingCanvas" xmlns:cx="http://schemas.microsoft.com/office/drawing/2014/chartex" xmlns:cx1="http://schemas.microsoft.com/office/drawing/2015/9/8/chartex" xmlns:cx2="http://schemas.microsoft.com/office/drawing/2015/10/21/chartex" xmlns:cx3="http://schemas.microsoft.com/office/drawing/2016/5/9/chartex" xmlns:cx4="http://schemas.microsoft.com/office/drawing/2016/5/10/chartex" xmlns:cx5="http://schemas.microsoft.com/office/drawing/2016/5/11/chartex" xmlns:cx6="http://schemas.microsoft.com/office/drawing/2016/5/12/chartex" xmlns:cx7="http://schemas.microsoft.com/office/drawing/2016/5/13/chartex" xmlns:cx8="http://schemas.microsoft.com/office/drawing/2016/5/14/chartex" xmlns:mc="http://schemas.openxmlformats.org/markup-compatibility/2006" xmlns:aink="http://schemas.microsoft.com/office/drawing/2016/ink" xmlns:am3d="http://schemas.microsoft.com/office/drawing/2017/model3d" xmlns:o="urn:schemas-microsoft-com:office:office" xmlns:oel="http://schemas.microsoft.com/office/2019/extlst" xmlns:r="http://schemas.openxmlformats.org/officeDocument/2006/relationships" xmlns:m="http://schemas.openxmlformats.org/officeDocument/2006/math" xmlns:v="urn:schemas-microsoft-com:vml" xmlns:wp14="http://schemas.microsoft.com/office/word/2010/wordprocessingDrawing" xmlns:wp="http://schemas.openxmlformats.org/drawingml/2006/wordprocessingDrawing" xmlns:w10="urn:schemas-microsoft-com:office:word" xmlns:w="http://schemas.openxmlformats.org/wordprocessingml/2006/main" xmlns:w14="http://schemas.microsoft.com/office/word/2010/wordml" xmlns:w15="http://schemas.microsoft.com/office/word/2012/wordml" xmlns:w16cex="http://schemas.microsoft.com/office/word/2018/wordml/cex" xmlns:w16cid="http://schemas.microsoft.com/office/word/2016/wordml/cid" xmlns:w16="http://schemas.microsoft.com/office/word/2018/wordml" xmlns:w16sdtdh="http://schemas.microsoft.com/office/word/2020/wordml/sdtdatahash" xmlns:w16se="http://schemas.microsoft.com/office/word/2015/wordml/symex" xmlns:wpg="http://schemas.microsoft.com/office/word/2010/wordprocessingGroup" xmlns:wpi="http://schemas.microsoft.com/office/word/2010/wordprocessingInk" xmlns:wne="http://schemas.microsoft.com/office/word/2006/wordml" xmlns:wps="http://schemas.microsoft.com/office/word/2010/wordprocessingShape" mc:Ignorable="w14 w15 w16se w16cid w16 w16cex w16sdtdh wp14">
   <w:p>
     <w:pPr>
       <w:pStyle w:val="Pieddepage1"/>
@@ -1092,7 +1096,7 @@
 </file>
 
 <file path=word/footnotes.xml><?xml version="1.0" encoding="utf-8"?>
-<w:footnotes xmlns:wpc="http://schemas.microsoft.com/office/word/2010/wordprocessingCanvas" xmlns:cx="http://schemas.microsoft.com/office/drawing/2014/chartex" xmlns:cx1="http://schemas.microsoft.com/office/drawing/2015/9/8/chartex" xmlns:mc="http://schemas.openxmlformats.org/markup-compatibility/2006" xmlns:o="urn:schemas-microsoft-com:office:office" xmlns:r="http://schemas.openxmlformats.org/officeDocument/2006/relationships" xmlns:m="http://schemas.openxmlformats.org/officeDocument/2006/math" xmlns:v="urn:schemas-microsoft-com:vml" xmlns:wp14="http://schemas.microsoft.com/office/word/2010/wordprocessingDrawing" xmlns:wp="http://schemas.openxmlformats.org/drawingml/2006/wordprocessingDrawing" xmlns:w10="urn:schemas-microsoft-com:office:word" xmlns:w="http://schemas.openxmlformats.org/wordprocessingml/2006/main" xmlns:w14="http://schemas.microsoft.com/office/word/2010/wordml" xmlns:w15="http://schemas.microsoft.com/office/word/2012/wordml" xmlns:w16se="http://schemas.microsoft.com/office/word/2015/wordml/symex" xmlns:wpg="http://schemas.microsoft.com/office/word/2010/wordprocessingGroup" xmlns:wpi="http://schemas.microsoft.com/office/word/2010/wordprocessingInk" xmlns:wne="http://schemas.microsoft.com/office/word/2006/wordml" xmlns:wps="http://schemas.microsoft.com/office/word/2010/wordprocessingShape" mc:Ignorable="w14 w15 w16se wp14">
+<w:footnotes xmlns:wpc="http://schemas.microsoft.com/office/word/2010/wordprocessingCanvas" xmlns:cx="http://schemas.microsoft.com/office/drawing/2014/chartex" xmlns:cx1="http://schemas.microsoft.com/office/drawing/2015/9/8/chartex" xmlns:cx2="http://schemas.microsoft.com/office/drawing/2015/10/21/chartex" xmlns:cx3="http://schemas.microsoft.com/office/drawing/2016/5/9/chartex" xmlns:cx4="http://schemas.microsoft.com/office/drawing/2016/5/10/chartex" xmlns:cx5="http://schemas.microsoft.com/office/drawing/2016/5/11/chartex" xmlns:cx6="http://schemas.microsoft.com/office/drawing/2016/5/12/chartex" xmlns:cx7="http://schemas.microsoft.com/office/drawing/2016/5/13/chartex" xmlns:cx8="http://schemas.microsoft.com/office/drawing/2016/5/14/chartex" xmlns:mc="http://schemas.openxmlformats.org/markup-compatibility/2006" xmlns:aink="http://schemas.microsoft.com/office/drawing/2016/ink" xmlns:am3d="http://schemas.microsoft.com/office/drawing/2017/model3d" xmlns:o="urn:schemas-microsoft-com:office:office" xmlns:oel="http://schemas.microsoft.com/office/2019/extlst" xmlns:r="http://schemas.openxmlformats.org/officeDocument/2006/relationships" xmlns:m="http://schemas.openxmlformats.org/officeDocument/2006/math" xmlns:v="urn:schemas-microsoft-com:vml" xmlns:wp14="http://schemas.microsoft.com/office/word/2010/wordprocessingDrawing" xmlns:wp="http://schemas.openxmlformats.org/drawingml/2006/wordprocessingDrawing" xmlns:w10="urn:schemas-microsoft-com:office:word" xmlns:w="http://schemas.openxmlformats.org/wordprocessingml/2006/main" xmlns:w14="http://schemas.microsoft.com/office/word/2010/wordml" xmlns:w15="http://schemas.microsoft.com/office/word/2012/wordml" xmlns:w16cex="http://schemas.microsoft.com/office/word/2018/wordml/cex" xmlns:w16cid="http://schemas.microsoft.com/office/word/2016/wordml/cid" xmlns:w16="http://schemas.microsoft.com/office/word/2018/wordml" xmlns:w16sdtdh="http://schemas.microsoft.com/office/word/2020/wordml/sdtdatahash" xmlns:w16se="http://schemas.microsoft.com/office/word/2015/wordml/symex" xmlns:wpg="http://schemas.microsoft.com/office/word/2010/wordprocessingGroup" xmlns:wpi="http://schemas.microsoft.com/office/word/2010/wordprocessingInk" xmlns:wne="http://schemas.microsoft.com/office/word/2006/wordml" xmlns:wps="http://schemas.microsoft.com/office/word/2010/wordprocessingShape" mc:Ignorable="w14 w15 w16se w16cid w16 w16cex w16sdtdh wp14">
   <w:footnote w:type="separator" w:id="-1">
     <w:p>
       <w:r>
@@ -1111,7 +1115,7 @@
 </file>
 
 <file path=word/header1.xml><?xml version="1.0" encoding="utf-8"?>
-<w:hdr xmlns:wpc="http://schemas.microsoft.com/office/word/2010/wordprocessingCanvas" xmlns:cx="http://schemas.microsoft.com/office/drawing/2014/chartex" xmlns:cx1="http://schemas.microsoft.com/office/drawing/2015/9/8/chartex" xmlns:mc="http://schemas.openxmlformats.org/markup-compatibility/2006" xmlns:o="urn:schemas-microsoft-com:office:office" xmlns:r="http://schemas.openxmlformats.org/officeDocument/2006/relationships" xmlns:m="http://schemas.openxmlformats.org/officeDocument/2006/math" xmlns:v="urn:schemas-microsoft-com:vml" xmlns:wp14="http://schemas.microsoft.com/office/word/2010/wordprocessingDrawing" xmlns:wp="http://schemas.openxmlformats.org/drawingml/2006/wordprocessingDrawing" xmlns:w10="urn:schemas-microsoft-com:office:word" xmlns:w="http://schemas.openxmlformats.org/wordprocessingml/2006/main" xmlns:w14="http://schemas.microsoft.com/office/word/2010/wordml" xmlns:w15="http://schemas.microsoft.com/office/word/2012/wordml" xmlns:w16se="http://schemas.microsoft.com/office/word/2015/wordml/symex" xmlns:wpg="http://schemas.microsoft.com/office/word/2010/wordprocessingGroup" xmlns:wpi="http://schemas.microsoft.com/office/word/2010/wordprocessingInk" xmlns:wne="http://schemas.microsoft.com/office/word/2006/wordml" xmlns:wps="http://schemas.microsoft.com/office/word/2010/wordprocessingShape" mc:Ignorable="w14 w15 w16se wp14">
+<w:hdr xmlns:wpc="http://schemas.microsoft.com/office/word/2010/wordprocessingCanvas" xmlns:cx="http://schemas.microsoft.com/office/drawing/2014/chartex" xmlns:cx1="http://schemas.microsoft.com/office/drawing/2015/9/8/chartex" xmlns:cx2="http://schemas.microsoft.com/office/drawing/2015/10/21/chartex" xmlns:cx3="http://schemas.microsoft.com/office/drawing/2016/5/9/chartex" xmlns:cx4="http://schemas.microsoft.com/office/drawing/2016/5/10/chartex" xmlns:cx5="http://schemas.microsoft.com/office/drawing/2016/5/11/chartex" xmlns:cx6="http://schemas.microsoft.com/office/drawing/2016/5/12/chartex" xmlns:cx7="http://schemas.microsoft.com/office/drawing/2016/5/13/chartex" xmlns:cx8="http://schemas.microsoft.com/office/drawing/2016/5/14/chartex" xmlns:mc="http://schemas.openxmlformats.org/markup-compatibility/2006" xmlns:aink="http://schemas.microsoft.com/office/drawing/2016/ink" xmlns:am3d="http://schemas.microsoft.com/office/drawing/2017/model3d" xmlns:o="urn:schemas-microsoft-com:office:office" xmlns:oel="http://schemas.microsoft.com/office/2019/extlst" xmlns:r="http://schemas.openxmlformats.org/officeDocument/2006/relationships" xmlns:m="http://schemas.openxmlformats.org/officeDocument/2006/math" xmlns:v="urn:schemas-microsoft-com:vml" xmlns:wp14="http://schemas.microsoft.com/office/word/2010/wordprocessingDrawing" xmlns:wp="http://schemas.openxmlformats.org/drawingml/2006/wordprocessingDrawing" xmlns:w10="urn:schemas-microsoft-com:office:word" xmlns:w="http://schemas.openxmlformats.org/wordprocessingml/2006/main" xmlns:w14="http://schemas.microsoft.com/office/word/2010/wordml" xmlns:w15="http://schemas.microsoft.com/office/word/2012/wordml" xmlns:w16cex="http://schemas.microsoft.com/office/word/2018/wordml/cex" xmlns:w16cid="http://schemas.microsoft.com/office/word/2016/wordml/cid" xmlns:w16="http://schemas.microsoft.com/office/word/2018/wordml" xmlns:w16sdtdh="http://schemas.microsoft.com/office/word/2020/wordml/sdtdatahash" xmlns:w16se="http://schemas.microsoft.com/office/word/2015/wordml/symex" xmlns:wpg="http://schemas.microsoft.com/office/word/2010/wordprocessingGroup" xmlns:wpi="http://schemas.microsoft.com/office/word/2010/wordprocessingInk" xmlns:wne="http://schemas.microsoft.com/office/word/2006/wordml" xmlns:wps="http://schemas.microsoft.com/office/word/2010/wordprocessingShape" mc:Ignorable="w14 w15 w16se w16cid w16 w16cex w16sdtdh wp14">
   <w:p>
     <w:pPr>
       <w:pStyle w:val="Pieddepage1"/>
@@ -1149,7 +1153,7 @@
 </file>
 
 <file path=word/numbering.xml><?xml version="1.0" encoding="utf-8"?>
-<w:numbering xmlns:wpc="http://schemas.microsoft.com/office/word/2010/wordprocessingCanvas" xmlns:cx="http://schemas.microsoft.com/office/drawing/2014/chartex" xmlns:cx1="http://schemas.microsoft.com/office/drawing/2015/9/8/chartex" xmlns:mc="http://schemas.openxmlformats.org/markup-compatibility/2006" xmlns:o="urn:schemas-microsoft-com:office:office" xmlns:r="http://schemas.openxmlformats.org/officeDocument/2006/relationships" xmlns:m="http://schemas.openxmlformats.org/officeDocument/2006/math" xmlns:v="urn:schemas-microsoft-com:vml" xmlns:wp14="http://schemas.microsoft.com/office/word/2010/wordprocessingDrawing" xmlns:wp="http://schemas.openxmlformats.org/drawingml/2006/wordprocessingDrawing" xmlns:w10="urn:schemas-microsoft-com:office:word" xmlns:w="http://schemas.openxmlformats.org/wordprocessingml/2006/main" xmlns:w14="http://schemas.microsoft.com/office/word/2010/wordml" xmlns:w15="http://schemas.microsoft.com/office/word/2012/wordml" xmlns:w16se="http://schemas.microsoft.com/office/word/2015/wordml/symex" xmlns:wpg="http://schemas.microsoft.com/office/word/2010/wordprocessingGroup" xmlns:wpi="http://schemas.microsoft.com/office/word/2010/wordprocessingInk" xmlns:wne="http://schemas.microsoft.com/office/word/2006/wordml" xmlns:wps="http://schemas.microsoft.com/office/word/2010/wordprocessingShape" mc:Ignorable="w14 w15 w16se wp14">
+<w:numbering xmlns:wpc="http://schemas.microsoft.com/office/word/2010/wordprocessingCanvas" xmlns:cx="http://schemas.microsoft.com/office/drawing/2014/chartex" xmlns:cx1="http://schemas.microsoft.com/office/drawing/2015/9/8/chartex" xmlns:cx2="http://schemas.microsoft.com/office/drawing/2015/10/21/chartex" xmlns:cx3="http://schemas.microsoft.com/office/drawing/2016/5/9/chartex" xmlns:cx4="http://schemas.microsoft.com/office/drawing/2016/5/10/chartex" xmlns:cx5="http://schemas.microsoft.com/office/drawing/2016/5/11/chartex" xmlns:cx6="http://schemas.microsoft.com/office/drawing/2016/5/12/chartex" xmlns:cx7="http://schemas.microsoft.com/office/drawing/2016/5/13/chartex" xmlns:cx8="http://schemas.microsoft.com/office/drawing/2016/5/14/chartex" xmlns:mc="http://schemas.openxmlformats.org/markup-compatibility/2006" xmlns:aink="http://schemas.microsoft.com/office/drawing/2016/ink" xmlns:am3d="http://schemas.microsoft.com/office/drawing/2017/model3d" xmlns:o="urn:schemas-microsoft-com:office:office" xmlns:oel="http://schemas.microsoft.com/office/2019/extlst" xmlns:r="http://schemas.openxmlformats.org/officeDocument/2006/relationships" xmlns:m="http://schemas.openxmlformats.org/officeDocument/2006/math" xmlns:v="urn:schemas-microsoft-com:vml" xmlns:wp14="http://schemas.microsoft.com/office/word/2010/wordprocessingDrawing" xmlns:wp="http://schemas.openxmlformats.org/drawingml/2006/wordprocessingDrawing" xmlns:w10="urn:schemas-microsoft-com:office:word" xmlns:w="http://schemas.openxmlformats.org/wordprocessingml/2006/main" xmlns:w14="http://schemas.microsoft.com/office/word/2010/wordml" xmlns:w15="http://schemas.microsoft.com/office/word/2012/wordml" xmlns:w16cex="http://schemas.microsoft.com/office/word/2018/wordml/cex" xmlns:w16cid="http://schemas.microsoft.com/office/word/2016/wordml/cid" xmlns:w16="http://schemas.microsoft.com/office/word/2018/wordml" xmlns:w16sdtdh="http://schemas.microsoft.com/office/word/2020/wordml/sdtdatahash" xmlns:w16se="http://schemas.microsoft.com/office/word/2015/wordml/symex" xmlns:wpg="http://schemas.microsoft.com/office/word/2010/wordprocessingGroup" xmlns:wpi="http://schemas.microsoft.com/office/word/2010/wordprocessingInk" xmlns:wne="http://schemas.microsoft.com/office/word/2006/wordml" xmlns:wps="http://schemas.microsoft.com/office/word/2010/wordprocessingShape" mc:Ignorable="w14 w15 w16se w16cid w16 w16cex w16sdtdh wp14">
   <w:abstractNum w:abstractNumId="0" w15:restartNumberingAfterBreak="0">
     <w:nsid w:val="2CF56924"/>
     <w:multiLevelType w:val="multilevel"/>
@@ -1386,17 +1390,17 @@
       </w:rPr>
     </w:lvl>
   </w:abstractNum>
-  <w:num w:numId="1">
+  <w:num w:numId="1" w16cid:durableId="1464274778">
     <w:abstractNumId w:val="1"/>
   </w:num>
-  <w:num w:numId="2">
+  <w:num w:numId="2" w16cid:durableId="1274704175">
     <w:abstractNumId w:val="0"/>
   </w:num>
 </w:numbering>
 </file>
 
 <file path=word/styles.xml><?xml version="1.0" encoding="utf-8"?>
-<w:styles xmlns:mc="http://schemas.openxmlformats.org/markup-compatibility/2006" xmlns:r="http://schemas.openxmlformats.org/officeDocument/2006/relationships" xmlns:w="http://schemas.openxmlformats.org/wordprocessingml/2006/main" xmlns:w14="http://schemas.microsoft.com/office/word/2010/wordml" xmlns:w15="http://schemas.microsoft.com/office/word/2012/wordml" xmlns:w16se="http://schemas.microsoft.com/office/word/2015/wordml/symex" mc:Ignorable="w14 w15 w16se">
+<w:styles xmlns:mc="http://schemas.openxmlformats.org/markup-compatibility/2006" xmlns:r="http://schemas.openxmlformats.org/officeDocument/2006/relationships" xmlns:w="http://schemas.openxmlformats.org/wordprocessingml/2006/main" xmlns:w14="http://schemas.microsoft.com/office/word/2010/wordml" xmlns:w15="http://schemas.microsoft.com/office/word/2012/wordml" xmlns:w16cex="http://schemas.microsoft.com/office/word/2018/wordml/cex" xmlns:w16cid="http://schemas.microsoft.com/office/word/2016/wordml/cid" xmlns:w16="http://schemas.microsoft.com/office/word/2018/wordml" xmlns:w16sdtdh="http://schemas.microsoft.com/office/word/2020/wordml/sdtdatahash" xmlns:w16se="http://schemas.microsoft.com/office/word/2015/wordml/symex" mc:Ignorable="w14 w15 w16se w16cid w16 w16cex w16sdtdh">
   <w:docDefaults>
     <w:rPrDefault>
       <w:rPr>
@@ -1407,7 +1411,7 @@
     </w:rPrDefault>
     <w:pPrDefault/>
   </w:docDefaults>
-  <w:latentStyles w:defLockedState="0" w:defUIPriority="99" w:defSemiHidden="0" w:defUnhideWhenUsed="0" w:defQFormat="0" w:count="371">
+  <w:latentStyles w:defLockedState="0" w:defUIPriority="99" w:defSemiHidden="0" w:defUnhideWhenUsed="0" w:defQFormat="0" w:count="376">
     <w:lsdException w:name="Normal" w:uiPriority="0" w:qFormat="1"/>
     <w:lsdException w:name="heading 1" w:uiPriority="9" w:qFormat="1"/>
     <w:lsdException w:name="heading 2" w:semiHidden="1" w:uiPriority="9" w:unhideWhenUsed="1" w:qFormat="1"/>
@@ -1770,6 +1774,11 @@
     <w:lsdException w:name="List Table 5 Dark Accent 6" w:uiPriority="50"/>
     <w:lsdException w:name="List Table 6 Colorful Accent 6" w:uiPriority="51"/>
     <w:lsdException w:name="List Table 7 Colorful Accent 6" w:uiPriority="52"/>
+    <w:lsdException w:name="Mention" w:semiHidden="1" w:unhideWhenUsed="1"/>
+    <w:lsdException w:name="Smart Hyperlink" w:semiHidden="1" w:unhideWhenUsed="1"/>
+    <w:lsdException w:name="Hashtag" w:semiHidden="1" w:unhideWhenUsed="1"/>
+    <w:lsdException w:name="Unresolved Mention" w:semiHidden="1" w:unhideWhenUsed="1"/>
+    <w:lsdException w:name="Smart Link" w:semiHidden="1" w:unhideWhenUsed="1"/>
   </w:latentStyles>
   <w:style w:type="paragraph" w:default="1" w:styleId="Standard">
     <w:name w:val="Normal"/>
@@ -3031,6 +3040,61 @@
 </file>
 
 <file path=customXml/item1.xml><?xml version="1.0" encoding="utf-8"?>
+<?mso-contentType ?>
+<FormTemplates xmlns="http://schemas.microsoft.com/sharepoint/v3/contenttype/forms">
+  <Display>DocumentLibraryForm</Display>
+  <Edit>DocumentLibraryForm</Edit>
+  <New>DocumentLibraryForm</New>
+</FormTemplates>
+</file>
+
+<file path=customXml/item2.xml><?xml version="1.0" encoding="utf-8"?>
+<?mso-contentType ?>
+<spe:Receivers xmlns:spe="http://schemas.microsoft.com/sharepoint/events">
+  <Receiver>
+    <Name>Document ID Generator</Name>
+    <Synchronization>Synchronous</Synchronization>
+    <Type>10001</Type>
+    <SequenceNumber>1000</SequenceNumber>
+    <Assembly>Microsoft.Office.DocumentManagement, Version=14.0.0.0, Culture=neutral, PublicKeyToken=71e9bce111e9429c</Assembly>
+    <Class>Microsoft.Office.DocumentManagement.Internal.DocIdHandler</Class>
+    <Data/>
+    <Filter/>
+  </Receiver>
+  <Receiver>
+    <Name>Document ID Generator</Name>
+    <Synchronization>Synchronous</Synchronization>
+    <Type>10002</Type>
+    <SequenceNumber>1001</SequenceNumber>
+    <Assembly>Microsoft.Office.DocumentManagement, Version=14.0.0.0, Culture=neutral, PublicKeyToken=71e9bce111e9429c</Assembly>
+    <Class>Microsoft.Office.DocumentManagement.Internal.DocIdHandler</Class>
+    <Data/>
+    <Filter/>
+  </Receiver>
+  <Receiver>
+    <Name>Document ID Generator</Name>
+    <Synchronization>Synchronous</Synchronization>
+    <Type>10004</Type>
+    <SequenceNumber>1002</SequenceNumber>
+    <Assembly>Microsoft.Office.DocumentManagement, Version=14.0.0.0, Culture=neutral, PublicKeyToken=71e9bce111e9429c</Assembly>
+    <Class>Microsoft.Office.DocumentManagement.Internal.DocIdHandler</Class>
+    <Data/>
+    <Filter/>
+  </Receiver>
+  <Receiver>
+    <Name>Document ID Generator</Name>
+    <Synchronization>Synchronous</Synchronization>
+    <Type>10006</Type>
+    <SequenceNumber>1003</SequenceNumber>
+    <Assembly>Microsoft.Office.DocumentManagement, Version=14.0.0.0, Culture=neutral, PublicKeyToken=71e9bce111e9429c</Assembly>
+    <Class>Microsoft.Office.DocumentManagement.Internal.DocIdHandler</Class>
+    <Data/>
+    <Filter/>
+  </Receiver>
+</spe:Receivers>
+</file>
+
+<file path=customXml/item3.xml><?xml version="1.0" encoding="utf-8"?>
 <ct:contentTypeSchema xmlns:ct="http://schemas.microsoft.com/office/2006/metadata/contentType" xmlns:ma="http://schemas.microsoft.com/office/2006/metadata/properties/metaAttributes" ct:_="" ma:_="" ma:contentTypeName="Dokument" ma:contentTypeID="0x010100A948C06F6CB34F429A856A75A3E2C8AE" ma:contentTypeVersion="3" ma:contentTypeDescription="Ein neues Dokument erstellen." ma:contentTypeScope="" ma:versionID="c3b0b776d272afbb166d486d14104671">
   <xsd:schema xmlns:xsd="http://www.w3.org/2001/XMLSchema" xmlns:xs="http://www.w3.org/2001/XMLSchema" xmlns:p="http://schemas.microsoft.com/office/2006/metadata/properties" xmlns:ns2="54ee83ef-352e-45b0-bb8b-979b683ba7bf" xmlns:ns3="9b8c0751-faa8-4231-a5ac-6bf79da18d38" targetNamespace="http://schemas.microsoft.com/office/2006/metadata/properties" ma:root="true" ma:fieldsID="297e027606a281c5ff07d824ff51305b" ns2:_="" ns3:_="">
     <xsd:import namespace="54ee83ef-352e-45b0-bb8b-979b683ba7bf"/>
@@ -3217,61 +3281,6 @@
 </ct:contentTypeSchema>
 </file>
 
-<file path=customXml/item2.xml><?xml version="1.0" encoding="utf-8"?>
-<?mso-contentType ?>
-<spe:Receivers xmlns:spe="http://schemas.microsoft.com/sharepoint/events">
-  <Receiver>
-    <Name>Document ID Generator</Name>
-    <Synchronization>Synchronous</Synchronization>
-    <Type>10001</Type>
-    <SequenceNumber>1000</SequenceNumber>
-    <Assembly>Microsoft.Office.DocumentManagement, Version=14.0.0.0, Culture=neutral, PublicKeyToken=71e9bce111e9429c</Assembly>
-    <Class>Microsoft.Office.DocumentManagement.Internal.DocIdHandler</Class>
-    <Data/>
-    <Filter/>
-  </Receiver>
-  <Receiver>
-    <Name>Document ID Generator</Name>
-    <Synchronization>Synchronous</Synchronization>
-    <Type>10002</Type>
-    <SequenceNumber>1001</SequenceNumber>
-    <Assembly>Microsoft.Office.DocumentManagement, Version=14.0.0.0, Culture=neutral, PublicKeyToken=71e9bce111e9429c</Assembly>
-    <Class>Microsoft.Office.DocumentManagement.Internal.DocIdHandler</Class>
-    <Data/>
-    <Filter/>
-  </Receiver>
-  <Receiver>
-    <Name>Document ID Generator</Name>
-    <Synchronization>Synchronous</Synchronization>
-    <Type>10004</Type>
-    <SequenceNumber>1002</SequenceNumber>
-    <Assembly>Microsoft.Office.DocumentManagement, Version=14.0.0.0, Culture=neutral, PublicKeyToken=71e9bce111e9429c</Assembly>
-    <Class>Microsoft.Office.DocumentManagement.Internal.DocIdHandler</Class>
-    <Data/>
-    <Filter/>
-  </Receiver>
-  <Receiver>
-    <Name>Document ID Generator</Name>
-    <Synchronization>Synchronous</Synchronization>
-    <Type>10006</Type>
-    <SequenceNumber>1003</SequenceNumber>
-    <Assembly>Microsoft.Office.DocumentManagement, Version=14.0.0.0, Culture=neutral, PublicKeyToken=71e9bce111e9429c</Assembly>
-    <Class>Microsoft.Office.DocumentManagement.Internal.DocIdHandler</Class>
-    <Data/>
-    <Filter/>
-  </Receiver>
-</spe:Receivers>
-</file>
-
-<file path=customXml/item3.xml><?xml version="1.0" encoding="utf-8"?>
-<?mso-contentType ?>
-<FormTemplates xmlns="http://schemas.microsoft.com/sharepoint/v3/contenttype/forms">
-  <Display>DocumentLibraryForm</Display>
-  <Edit>DocumentLibraryForm</Edit>
-  <New>DocumentLibraryForm</New>
-</FormTemplates>
-</file>
-
 <file path=customXml/item4.xml><?xml version="1.0" encoding="utf-8"?>
 <p:properties xmlns:p="http://schemas.microsoft.com/office/2006/metadata/properties" xmlns:xsi="http://www.w3.org/2001/XMLSchema-instance" xmlns:pc="http://schemas.microsoft.com/office/infopath/2007/PartnerControls">
   <documentManagement>
@@ -3288,6 +3297,22 @@
 </file>
 
 <file path=customXml/itemProps1.xml><?xml version="1.0" encoding="utf-8"?>
+<ds:datastoreItem xmlns:ds="http://schemas.openxmlformats.org/officeDocument/2006/customXml" ds:itemID="{D91D5E76-D8A6-42B7-ACEC-06722902C7F0}">
+  <ds:schemaRefs>
+    <ds:schemaRef ds:uri="http://schemas.microsoft.com/sharepoint/v3/contenttype/forms"/>
+  </ds:schemaRefs>
+</ds:datastoreItem>
+</file>
+
+<file path=customXml/itemProps2.xml><?xml version="1.0" encoding="utf-8"?>
+<ds:datastoreItem xmlns:ds="http://schemas.openxmlformats.org/officeDocument/2006/customXml" ds:itemID="{ACB1CF03-321E-4951-84A9-64CE477BB5B7}">
+  <ds:schemaRefs>
+    <ds:schemaRef ds:uri="http://schemas.microsoft.com/sharepoint/events"/>
+  </ds:schemaRefs>
+</ds:datastoreItem>
+</file>
+
+<file path=customXml/itemProps3.xml><?xml version="1.0" encoding="utf-8"?>
 <ds:datastoreItem xmlns:ds="http://schemas.openxmlformats.org/officeDocument/2006/customXml" ds:itemID="{2A595E5D-5AFE-4C81-89E9-1522B7CB0B56}">
   <ds:schemaRefs>
     <ds:schemaRef ds:uri="http://schemas.microsoft.com/office/2006/metadata/contentType"/>
@@ -3306,35 +3331,13 @@
 </ds:datastoreItem>
 </file>
 
-<file path=customXml/itemProps2.xml><?xml version="1.0" encoding="utf-8"?>
-<ds:datastoreItem xmlns:ds="http://schemas.openxmlformats.org/officeDocument/2006/customXml" ds:itemID="{ACB1CF03-321E-4951-84A9-64CE477BB5B7}">
-  <ds:schemaRefs>
-    <ds:schemaRef ds:uri="http://schemas.microsoft.com/sharepoint/events"/>
-  </ds:schemaRefs>
-</ds:datastoreItem>
-</file>
-
-<file path=customXml/itemProps3.xml><?xml version="1.0" encoding="utf-8"?>
-<ds:datastoreItem xmlns:ds="http://schemas.openxmlformats.org/officeDocument/2006/customXml" ds:itemID="{D91D5E76-D8A6-42B7-ACEC-06722902C7F0}">
-  <ds:schemaRefs>
-    <ds:schemaRef ds:uri="http://schemas.microsoft.com/sharepoint/v3/contenttype/forms"/>
-  </ds:schemaRefs>
-</ds:datastoreItem>
-</file>
-
 <file path=customXml/itemProps4.xml><?xml version="1.0" encoding="utf-8"?>
 <ds:datastoreItem xmlns:ds="http://schemas.openxmlformats.org/officeDocument/2006/customXml" ds:itemID="{C536CBA0-5527-4ADE-BA50-D20B24EF8D53}">
   <ds:schemaRefs>
-    <ds:schemaRef ds:uri="http://purl.org/dc/elements/1.1/"/>
-    <ds:schemaRef ds:uri="http://schemas.microsoft.com/office/2006/documentManagement/types"/>
-    <ds:schemaRef ds:uri="http://schemas.openxmlformats.org/package/2006/metadata/core-properties"/>
-    <ds:schemaRef ds:uri="http://www.w3.org/XML/1998/namespace"/>
-    <ds:schemaRef ds:uri="http://purl.org/dc/terms/"/>
+    <ds:schemaRef ds:uri="http://schemas.microsoft.com/office/2006/metadata/properties"/>
     <ds:schemaRef ds:uri="http://schemas.microsoft.com/office/infopath/2007/PartnerControls"/>
+    <ds:schemaRef ds:uri="9b8c0751-faa8-4231-a5ac-6bf79da18d38"/>
     <ds:schemaRef ds:uri="54ee83ef-352e-45b0-bb8b-979b683ba7bf"/>
-    <ds:schemaRef ds:uri="9b8c0751-faa8-4231-a5ac-6bf79da18d38"/>
-    <ds:schemaRef ds:uri="http://schemas.microsoft.com/office/2006/metadata/properties"/>
-    <ds:schemaRef ds:uri="http://purl.org/dc/dcmitype/"/>
   </ds:schemaRefs>
 </ds:datastoreItem>
 </file>